--- a/backend/tests/fixtures/documents/05-links.docx
+++ b/backend/tests/fixtures/documents/05-links.docx
@@ -25,7 +25,7 @@
     </w:p>
     <w:p>
       <w:r>
-        <w:t>Plain addresses become links too: www.example.net.</w:t>
+        <w:t>A plain address stays text: www.example.net.</w:t>
       </w:r>
     </w:p>
     <w:p>
